--- a/quotes_service/Explanation.docx
+++ b/quotes_service/Explanation.docx
@@ -4,37 +4,66 @@
   <w:body>
     <w:p>
       <w:r>
-        <w:t>My system is a small Linux package that installs and runs a web API service.</w:t>
+        <w:t>This project is a lightweight Linux-based system designed to deploy and run a web API as a background service.</w:t>
       </w:r>
     </w:p>
     <w:p>
       <w:r>
-        <w:t>When the package is installed, it sets up the required Python environment and installs all dependencies. It also prepares the application to run on port 8000.</w:t>
+        <w:t>During installation, the package configures the Python environment, installs all required libraries, and prepares the application to run on port 8000.</w:t>
       </w:r>
     </w:p>
     <w:p>
       <w:r>
-        <w:t>The system includes a web scraping script that collects quotes data (quotes, authors, and tags) from a website. This data is cleaned and stored in a PostgreSQL database.</w:t>
+        <w:t>The system includes a scraping component that gathers quotes data such as text, author names, and tags from an online source. The collected data is then processed and stored in a PostgreSQL database.</w:t>
       </w:r>
     </w:p>
     <w:p>
       <w:r>
-        <w:t>The system uses a service called "quotes.service" to start the API automatically. This service runs a FastAPI application using Uvicorn and keeps it running in the background.</w:t>
+        <w:t xml:space="preserve">A </w:t>
+      </w:r>
+      <w:proofErr w:type="spellStart"/>
+      <w:r>
+        <w:t>systemd</w:t>
+      </w:r>
+      <w:proofErr w:type="spellEnd"/>
+      <w:r>
+        <w:t xml:space="preserve"> service named "</w:t>
+      </w:r>
+      <w:proofErr w:type="spellStart"/>
+      <w:proofErr w:type="gramStart"/>
+      <w:r>
+        <w:t>quotes.service</w:t>
+      </w:r>
+      <w:proofErr w:type="spellEnd"/>
+      <w:proofErr w:type="gramEnd"/>
+      <w:r>
+        <w:t xml:space="preserve">" is used to automatically start the API. This service runs a </w:t>
+      </w:r>
+      <w:proofErr w:type="spellStart"/>
+      <w:r>
+        <w:t>FastAPI</w:t>
+      </w:r>
+      <w:proofErr w:type="spellEnd"/>
+      <w:r>
+        <w:t xml:space="preserve"> application using </w:t>
+      </w:r>
+      <w:proofErr w:type="spellStart"/>
+      <w:r>
+        <w:t>Uvicorn</w:t>
+      </w:r>
+      <w:proofErr w:type="spellEnd"/>
+      <w:r>
+        <w:t xml:space="preserve"> and ensures that it continues running in the background.</w:t>
       </w:r>
     </w:p>
     <w:p>
       <w:r>
-        <w:t>The API reads the stored data from the PostgreSQL database and returns it to the user when they access the endpoints in the browser.</w:t>
+        <w:t>The API retrieves data directly from the database and provides it to users through different endpoints. Users can access all quotes, search by ID, or filter by author through a web browser or API tools.</w:t>
       </w:r>
     </w:p>
     <w:p>
       <w:r>
-        <w:t>For example, when the user opens the API URL, they can retrieve all quotes, a specific quote by ID, or filter quotes by author.</w:t>
-      </w:r>
-    </w:p>
-    <w:p>
-      <w:r>
-        <w:t>The system is packaged as a .deb file, which makes it easy to install and run on any Ubuntu machine. Once installed, the service starts automatically and keeps running even after system reboot.</w:t>
+        <w:t>Finally, the entire project is packaged as a .deb file, making it easy to install on Ubuntu systems. Once installed, the service is enabled to start automatically when the system boots.</w:t>
       </w:r>
     </w:p>
     <w:p/>
